--- a/docs/report/prediploma-practice/НМГоровенко_ПреддипломнаяПрактика_ФинальныйОтчет.docx
+++ b/docs/report/prediploma-practice/НМГоровенко_ПреддипломнаяПрактика_ФинальныйОтчет.docx
@@ -2753,7 +2753,7 @@
         <w:jc w:val="both"/>
       </w:pPr>
       <w:r>
-        <w:t>Финальный отчет фиксирует результаты преддипломной практики по разработке расширяемой платформы uav-simulator и выполнению контура sim-to-real для сценария A-&gt;B.</w:t>
+        <w:t>Документ фиксирует текущее состояние итогового отчета по преддипломной практике для платформы uav-simulator на дату сборки артефакта.</w:t>
       </w:r>
     </w:p>
     <w:p>
@@ -2761,7 +2761,7 @@
         <w:jc w:val="both"/>
       </w:pPr>
       <w:r>
-        <w:t>В документ включены итоговые продуктовые результаты, экспериментальные данные, ограничения и предложения по развитию.</w:t>
+        <w:t>Структура отчета охватывает четыре части продукта: web-ui, CLI rusim, Unity-симулятор и Python-контур обучения модели управления.</w:t>
       </w:r>
     </w:p>
     <w:p>
@@ -2777,7 +2777,7 @@
         <w:jc w:val="both"/>
       </w:pPr>
       <w:r>
-        <w:t>Завершено развитие единого operator stack: web-ui, backend, runtime API, CLI rusim, CI/CD и plugin architecture с зафиксированными границами продукта.</w:t>
+        <w:t>Сформирован единый операторский контур: web-ui для подключения к unity-sim и real-robot, backend/runtime API, CLI rusim для установки и управления окружением, Unity plugin architecture и Python training pipeline.</w:t>
       </w:r>
     </w:p>
     <w:p>
@@ -2785,7 +2785,7 @@
         <w:jc w:val="both"/>
       </w:pPr>
       <w:r>
-        <w:t>Реализован model lifecycle: upload, registry, activate, autopilot execution и ручной fail-safe override.</w:t>
+        <w:t>Реализован базовый model lifecycle: upload, registry, activate, autopilot execution и ручной fail-safe override, при этом фактические полевые испытания остаются отдельным этапом.</w:t>
       </w:r>
     </w:p>
     <w:p>
@@ -2801,7 +2801,7 @@
         <w:jc w:val="both"/>
       </w:pPr>
       <w:r>
-        <w:t>Проведены прогоны на симуляторе и стенде реального робота для оценки переносимости управления по telemetry-first схеме.</w:t>
+        <w:t>На дату сборки документа выполнена подготовка сценария A-&gt;B, training artifact pipeline, backend model registry и web-ui управления моделями.</w:t>
       </w:r>
     </w:p>
     <w:p>
@@ -2809,7 +2809,7 @@
         <w:jc w:val="both"/>
       </w:pPr>
       <w:r>
-        <w:t>Зафиксированы KPI, устойчивость автопилота и ограничения baseline-модели.</w:t>
+        <w:t>Полный блок результатов на реальном роботе и окончательные KPI sim-to-real должны быть внесены после завершения серии физических прогонов.</w:t>
       </w:r>
     </w:p>
     <w:p>
@@ -2850,7 +2850,7 @@
         <w:jc w:val="both"/>
       </w:pPr>
       <w:r>
-        <w:t>Цели преддипломной практики достигнуты: разработан и проверен практический контур train/install/run с интеграцией в единый продуктовый стек.</w:t>
+        <w:t>На дату сборки документа разработан продуктовый и инфраструктурный базис для контура train/install/run с интеграцией в единый стек web-ui, rusim, Unity runtime и Python training.</w:t>
       </w:r>
     </w:p>
     <w:p>
@@ -2858,7 +2858,7 @@
         <w:jc w:val="both"/>
       </w:pPr>
       <w:r>
-        <w:t>Подготовлен комплект материалов к защите, включая changelog спринтов, промежуточные и финальный отчетные артефакты.</w:t>
+        <w:t>Финальное утверждение о завершении sim-to-real этапа должно опираться на отдельный набор реальных прогонов и подтвержденные метрики.</w:t>
       </w:r>
     </w:p>
     <w:p>
